--- a/test_data/case_014_boc_domestic_pass/bank_app.docx
+++ b/test_data/case_014_boc_domestic_pass/bank_app.docx
@@ -380,12 +380,7 @@
               </w:rPr>
             </w:pPr>
             <w:r>
-              <w:rPr>
-                <w:rFonts w:ascii="宋体" w:hAnsi="宋体" w:hint="eastAsia"/>
-                <w:sz w:val="16"/>
-                <w:szCs w:val="16"/>
-              </w:rPr>
-              <w:t>□网银新开户（包括：客户注册、服务维护、账户注册、账户限额修改、操作员注册、认证工具申请＋绑定等一系列新增服务类型）</w:t>
+              <w:t>☑网银新开户（包括：客户注册、服务维护、账户注册、账户限额修改、操作员注册、认证工具申请/绑定等一系列新增服务类型）</w:t>
             </w:r>
           </w:p>
           <w:p>
@@ -400,32 +395,7 @@
                 <w:szCs w:val="16"/>
               </w:rPr>
             </w:pPr>
-            <w:r>
-              <w:rPr>
-                <w:rFonts w:ascii="宋体" w:hAnsi="宋体" w:hint="eastAsia"/>
-                <w:sz w:val="16"/>
-                <w:szCs w:val="16"/>
-              </w:rPr>
-              <w:t>□客户服务维护 □账户注册  □操作员注册   □E-TOKEN申请＋绑定  □</w:t>
-            </w:r>
-            <w:proofErr w:type="spellStart"/>
-            <w:r>
-              <w:rPr>
-                <w:rFonts w:ascii="宋体" w:hAnsi="宋体" w:hint="eastAsia"/>
-                <w:sz w:val="16"/>
-                <w:szCs w:val="16"/>
-              </w:rPr>
-              <w:t>USBKey</w:t>
-            </w:r>
-            <w:proofErr w:type="spellEnd"/>
-            <w:r>
-              <w:rPr>
-                <w:rFonts w:ascii="宋体" w:hAnsi="宋体" w:hint="eastAsia"/>
-                <w:sz w:val="16"/>
-                <w:szCs w:val="16"/>
-              </w:rPr>
-              <w:t xml:space="preserve">申请＋绑定   □市场细分升级 </w:t>
-            </w:r>
+            <w:r/>
           </w:p>
           <w:p>
             <w:pPr>
@@ -439,32 +409,7 @@
                 <w:szCs w:val="16"/>
               </w:rPr>
             </w:pPr>
-            <w:r>
-              <w:rPr>
-                <w:rFonts w:ascii="宋体" w:hAnsi="宋体" w:hint="eastAsia"/>
-                <w:sz w:val="16"/>
-                <w:szCs w:val="16"/>
-              </w:rPr>
-              <w:t>□默认安全因子设定：□</w:t>
-            </w:r>
-            <w:proofErr w:type="spellStart"/>
-            <w:r>
-              <w:rPr>
-                <w:rFonts w:ascii="宋体" w:hAnsi="宋体" w:hint="eastAsia"/>
-                <w:sz w:val="16"/>
-                <w:szCs w:val="16"/>
-              </w:rPr>
-              <w:t>USBKey</w:t>
-            </w:r>
-            <w:proofErr w:type="spellEnd"/>
-            <w:r>
-              <w:rPr>
-                <w:rFonts w:ascii="宋体" w:hAnsi="宋体" w:hint="eastAsia"/>
-                <w:sz w:val="16"/>
-                <w:szCs w:val="16"/>
-              </w:rPr>
-              <w:t xml:space="preserve">  □E-TOKEN</w:t>
-            </w:r>
+            <w:r/>
           </w:p>
         </w:tc>
       </w:tr>
@@ -536,7 +481,13 @@
               </w:rPr>
             </w:pPr>
             <w:r>
-              <w:t>上海星辰贸易有限公司</w:t>
+              <w:rPr>
+                <w:rFonts w:ascii="宋体" w:hAnsi="宋体" w:hint="eastAsia"/>
+                <w:b/>
+                <w:sz w:val="16"/>
+                <w:szCs w:val="16"/>
+              </w:rPr>
+              <w:t>修改</w:t>
             </w:r>
           </w:p>
         </w:tc>
@@ -643,7 +594,13 @@
               </w:rPr>
             </w:pPr>
             <w:r>
-              <w:t>91310000567890ABCD</w:t>
+              <w:rPr>
+                <w:rFonts w:ascii="宋体" w:hAnsi="宋体" w:hint="eastAsia"/>
+                <w:b/>
+                <w:sz w:val="16"/>
+                <w:szCs w:val="16"/>
+              </w:rPr>
+              <w:t>删除</w:t>
             </w:r>
           </w:p>
         </w:tc>
@@ -768,7 +725,14 @@
               </w:rPr>
             </w:pPr>
             <w:r>
-              <w:t>Liu Yang</w:t>
+              <w:rPr>
+                <w:rFonts w:ascii="宋体" w:hAnsi="宋体" w:hint="eastAsia"/>
+                <w:b/>
+                <w:bCs/>
+                <w:sz w:val="16"/>
+                <w:szCs w:val="16"/>
+              </w:rPr>
+              <w:t>*申请单位名称</w:t>
             </w:r>
           </w:p>
         </w:tc>
@@ -794,6 +758,9 @@
                 <w:szCs w:val="16"/>
               </w:rPr>
             </w:pPr>
+            <w:r>
+              <w:t>上海星辰国际贸易有限公司</w:t>
+            </w:r>
           </w:p>
         </w:tc>
       </w:tr>
@@ -835,7 +802,14 @@
               </w:rPr>
             </w:pPr>
             <w:r>
-              <w:t>021-62345678</w:t>
+              <w:rPr>
+                <w:rFonts w:ascii="宋体" w:hAnsi="宋体" w:hint="eastAsia"/>
+                <w:b/>
+                <w:bCs/>
+                <w:sz w:val="16"/>
+                <w:szCs w:val="16"/>
+              </w:rPr>
+              <w:t>*证件类别</w:t>
             </w:r>
           </w:p>
         </w:tc>
@@ -867,45 +841,7 @@
               </w:rPr>
             </w:pPr>
             <w:r>
-              <w:rPr>
-                <w:rFonts w:ascii="宋体" w:hAnsi="宋体" w:hint="eastAsia"/>
-                <w:sz w:val="16"/>
-                <w:szCs w:val="16"/>
-              </w:rPr>
-              <w:t>□营业执照 □其它证件</w:t>
-            </w:r>
-            <w:r>
-              <w:rPr>
-                <w:rFonts w:ascii="宋体" w:hAnsi="宋体" w:hint="eastAsia"/>
-                <w:sz w:val="18"/>
-                <w:szCs w:val="18"/>
-              </w:rPr>
-              <w:t>（</w:t>
-            </w:r>
-            <w:r>
-              <w:rPr>
-                <w:rFonts w:ascii="宋体" w:hAnsi="宋体" w:hint="eastAsia"/>
-                <w:sz w:val="16"/>
-                <w:szCs w:val="16"/>
-              </w:rPr>
-              <w:t>名称</w:t>
-            </w:r>
-            <w:r>
-              <w:rPr>
-                <w:rFonts w:ascii="宋体" w:hAnsi="宋体" w:hint="eastAsia"/>
-                <w:sz w:val="18"/>
-                <w:szCs w:val="18"/>
-                <w:u w:val="single"/>
-              </w:rPr>
-              <w:t xml:space="preserve">              </w:t>
-            </w:r>
-            <w:r>
-              <w:rPr>
-                <w:rFonts w:ascii="宋体" w:hAnsi="宋体" w:hint="eastAsia"/>
-                <w:sz w:val="18"/>
-                <w:szCs w:val="18"/>
-              </w:rPr>
-              <w:t>）</w:t>
+              <w:t>☑营业执照</w:t>
             </w:r>
           </w:p>
         </w:tc>
@@ -971,6 +907,9 @@
                 <w:szCs w:val="16"/>
               </w:rPr>
             </w:pPr>
+            <w:r>
+              <w:t>91310000567890ABCD</w:t>
+            </w:r>
           </w:p>
         </w:tc>
         <w:tc>
@@ -1035,6 +974,9 @@
                 <w:szCs w:val="16"/>
               </w:rPr>
             </w:pPr>
+            <w:r>
+              <w:t>567890AB-C</w:t>
+            </w:r>
           </w:p>
         </w:tc>
       </w:tr>
@@ -1076,7 +1018,14 @@
               </w:rPr>
             </w:pPr>
             <w:r>
-              <w:t>上海市浦东新区陆家嘴环路1000号</w:t>
+              <w:rPr>
+                <w:rFonts w:ascii="宋体" w:hAnsi="宋体" w:hint="eastAsia"/>
+                <w:b/>
+                <w:bCs/>
+                <w:sz w:val="16"/>
+                <w:szCs w:val="16"/>
+              </w:rPr>
+              <w:t>*法定代表人</w:t>
             </w:r>
           </w:p>
         </w:tc>
@@ -1106,6 +1055,9 @@
                 <w:szCs w:val="16"/>
               </w:rPr>
             </w:pPr>
+            <w:r>
+              <w:t>Liu Yang</w:t>
+            </w:r>
           </w:p>
         </w:tc>
         <w:tc>
@@ -1168,6 +1120,9 @@
                 <w:szCs w:val="16"/>
               </w:rPr>
             </w:pPr>
+            <w:r>
+              <w:t>021-62345678</w:t>
+            </w:r>
           </w:p>
         </w:tc>
         <w:tc>
@@ -1233,6 +1188,9 @@
                 <w:szCs w:val="16"/>
               </w:rPr>
             </w:pPr>
+            <w:r>
+              <w:t>200120</w:t>
+            </w:r>
           </w:p>
         </w:tc>
       </w:tr>
@@ -1310,6 +1268,9 @@
                 <w:szCs w:val="16"/>
               </w:rPr>
             </w:pPr>
+            <w:r>
+              <w:t>上海市浦东新区陆家嘴环路1000号恒生银行大厦28层</w:t>
+            </w:r>
           </w:p>
         </w:tc>
         <w:tc>
@@ -1370,6 +1331,9 @@
                 <w:szCs w:val="16"/>
               </w:rPr>
             </w:pPr>
+            <w:r>
+              <w:t>liuyang@starchentrade.com</w:t>
+            </w:r>
           </w:p>
         </w:tc>
       </w:tr>
@@ -1448,13 +1412,7 @@
               </w:rPr>
             </w:pPr>
             <w:r>
-              <w:rPr>
-                <w:rFonts w:ascii="宋体" w:hAnsi="宋体" w:hint="eastAsia"/>
-                <w:bCs/>
-                <w:sz w:val="16"/>
-                <w:szCs w:val="16"/>
-              </w:rPr>
-              <w:t>□中小企业版    □企业理财版    □财政预算单位服务版    □全球企业服务版</w:t>
+              <w:t>☑中小企业版</w:t>
             </w:r>
           </w:p>
         </w:tc>
@@ -1677,57 +1635,7 @@
               </w:rPr>
             </w:pPr>
             <w:r>
-              <w:rPr>
-                <w:rFonts w:ascii="宋体" w:hAnsi="宋体" w:hint="eastAsia"/>
-                <w:bCs/>
-                <w:sz w:val="16"/>
-                <w:szCs w:val="16"/>
-              </w:rPr>
-              <w:t>□</w:t>
-            </w:r>
-            <w:r>
-              <w:rPr>
-                <w:rFonts w:ascii="宋体" w:hAnsi="宋体" w:hint="eastAsia"/>
-                <w:sz w:val="16"/>
-                <w:szCs w:val="16"/>
-              </w:rPr>
-              <w:t xml:space="preserve">A账户查询          </w:t>
-            </w:r>
-            <w:r>
-              <w:rPr>
-                <w:rFonts w:ascii="宋体" w:hAnsi="宋体" w:hint="eastAsia"/>
-                <w:bCs/>
-                <w:sz w:val="16"/>
-                <w:szCs w:val="16"/>
-              </w:rPr>
-              <w:t>□</w:t>
-            </w:r>
-            <w:r>
-              <w:rPr>
-                <w:rFonts w:ascii="宋体" w:hAnsi="宋体" w:hint="eastAsia"/>
-                <w:sz w:val="16"/>
-                <w:szCs w:val="16"/>
-              </w:rPr>
-              <w:t xml:space="preserve">B转账汇划       </w:t>
-            </w:r>
-            <w:r>
-              <w:rPr>
-                <w:rFonts w:ascii="宋体" w:hAnsi="宋体" w:hint="eastAsia"/>
-                <w:bCs/>
-                <w:sz w:val="16"/>
-                <w:szCs w:val="16"/>
-              </w:rPr>
-              <w:t xml:space="preserve">□SA对私转账汇款   □S对账服务      </w:t>
-            </w:r>
-            <w:r>
-              <w:rPr>
-                <w:rFonts w:ascii="宋体" w:hAnsi="宋体" w:hint="eastAsia"/>
-                <w:bCs/>
-                <w:color w:val="0000FF"/>
-                <w:sz w:val="16"/>
-                <w:szCs w:val="16"/>
-              </w:rPr>
-              <w:t xml:space="preserve">□LT快捷代发（工资）    □LU快捷代发（其他）   </w:t>
+              <w:t>☑账户查询  ☑转账汇划  ☑对账服务</w:t>
             </w:r>
           </w:p>
           <w:p>
@@ -1742,100 +1650,7 @@
                 <w:szCs w:val="16"/>
               </w:rPr>
             </w:pPr>
-            <w:r>
-              <w:rPr>
-                <w:rFonts w:ascii="宋体" w:hAnsi="宋体" w:hint="eastAsia"/>
-                <w:bCs/>
-                <w:sz w:val="16"/>
-                <w:szCs w:val="16"/>
-              </w:rPr>
-              <w:t>□</w:t>
-            </w:r>
-            <w:r>
-              <w:rPr>
-                <w:rFonts w:ascii="宋体" w:hAnsi="宋体" w:hint="eastAsia"/>
-                <w:sz w:val="16"/>
-                <w:szCs w:val="16"/>
-              </w:rPr>
-              <w:t xml:space="preserve">QA境内他行账户查询 </w:t>
-            </w:r>
-            <w:r>
-              <w:rPr>
-                <w:rFonts w:ascii="宋体" w:hAnsi="宋体" w:hint="eastAsia"/>
-                <w:bCs/>
-                <w:sz w:val="16"/>
-                <w:szCs w:val="16"/>
-              </w:rPr>
-              <w:t>□</w:t>
-            </w:r>
-            <w:r>
-              <w:rPr>
-                <w:rFonts w:ascii="宋体" w:hAnsi="宋体" w:hint="eastAsia"/>
-                <w:sz w:val="16"/>
-                <w:szCs w:val="16"/>
-              </w:rPr>
-              <w:t xml:space="preserve">AB定期账户查询  </w:t>
-            </w:r>
-            <w:r>
-              <w:rPr>
-                <w:rFonts w:ascii="宋体" w:hAnsi="宋体" w:hint="eastAsia"/>
-                <w:bCs/>
-                <w:sz w:val="16"/>
-                <w:szCs w:val="16"/>
-              </w:rPr>
-              <w:t>□</w:t>
-            </w:r>
-            <w:r>
-              <w:rPr>
-                <w:rFonts w:ascii="宋体" w:hAnsi="宋体" w:hint="eastAsia"/>
-                <w:sz w:val="16"/>
-                <w:szCs w:val="16"/>
-              </w:rPr>
-              <w:t xml:space="preserve">LR贷款服务      </w:t>
-            </w:r>
-            <w:r>
-              <w:rPr>
-                <w:rFonts w:ascii="宋体" w:hAnsi="宋体" w:hint="eastAsia"/>
-                <w:bCs/>
-                <w:sz w:val="16"/>
-                <w:szCs w:val="16"/>
-              </w:rPr>
-              <w:t xml:space="preserve"> □</w:t>
-            </w:r>
-            <w:r>
-              <w:rPr>
-                <w:rFonts w:ascii="宋体" w:hAnsi="宋体" w:hint="eastAsia"/>
-                <w:sz w:val="16"/>
-                <w:szCs w:val="16"/>
-              </w:rPr>
-              <w:t xml:space="preserve">Z服务设定      </w:t>
-            </w:r>
-            <w:r>
-              <w:rPr>
-                <w:rFonts w:ascii="宋体" w:hAnsi="宋体" w:hint="eastAsia"/>
-                <w:bCs/>
-                <w:sz w:val="16"/>
-                <w:szCs w:val="16"/>
-              </w:rPr>
-              <w:t>□</w:t>
-            </w:r>
-            <w:r>
-              <w:rPr>
-                <w:rFonts w:ascii="宋体" w:hAnsi="宋体" w:hint="eastAsia"/>
-                <w:sz w:val="16"/>
-                <w:szCs w:val="16"/>
-              </w:rPr>
-              <w:t xml:space="preserve">QB跨行实时汇划        </w:t>
-            </w:r>
-            <w:r>
-              <w:rPr>
-                <w:rFonts w:ascii="宋体" w:hAnsi="宋体" w:hint="eastAsia"/>
-                <w:bCs/>
-                <w:sz w:val="16"/>
-                <w:szCs w:val="16"/>
-              </w:rPr>
-              <w:t xml:space="preserve">□SC企业定期存款  </w:t>
-            </w:r>
+            <w:r/>
           </w:p>
           <w:p>
             <w:pPr>
@@ -1848,91 +1663,7 @@
                 <w:szCs w:val="16"/>
               </w:rPr>
             </w:pPr>
-            <w:r>
-              <w:rPr>
-                <w:rFonts w:ascii="宋体" w:hAnsi="宋体" w:hint="eastAsia"/>
-                <w:bCs/>
-                <w:sz w:val="16"/>
-                <w:szCs w:val="16"/>
-              </w:rPr>
-              <w:t>□SD企业通知存款     □</w:t>
-            </w:r>
-            <w:r>
-              <w:rPr>
-                <w:rFonts w:ascii="宋体" w:hAnsi="宋体" w:hint="eastAsia"/>
-                <w:sz w:val="16"/>
-                <w:szCs w:val="16"/>
-              </w:rPr>
-              <w:t xml:space="preserve">D定向账户支付   </w:t>
-            </w:r>
-            <w:r>
-              <w:rPr>
-                <w:rFonts w:ascii="宋体" w:hAnsi="宋体" w:hint="eastAsia"/>
-                <w:bCs/>
-                <w:sz w:val="16"/>
-                <w:szCs w:val="16"/>
-              </w:rPr>
-              <w:t>□</w:t>
-            </w:r>
-            <w:r>
-              <w:rPr>
-                <w:rFonts w:ascii="宋体" w:hAnsi="宋体" w:hint="eastAsia"/>
-                <w:sz w:val="16"/>
-                <w:szCs w:val="16"/>
-              </w:rPr>
-              <w:t xml:space="preserve">FA代发工资       </w:t>
-            </w:r>
-            <w:r>
-              <w:rPr>
-                <w:rFonts w:ascii="宋体" w:hAnsi="宋体" w:hint="eastAsia"/>
-                <w:bCs/>
-                <w:sz w:val="16"/>
-                <w:szCs w:val="16"/>
-              </w:rPr>
-              <w:t>□</w:t>
-            </w:r>
-            <w:r>
-              <w:rPr>
-                <w:rFonts w:ascii="宋体" w:hAnsi="宋体" w:hint="eastAsia"/>
-                <w:sz w:val="16"/>
-                <w:szCs w:val="16"/>
-              </w:rPr>
-              <w:t xml:space="preserve">FB其他代发     </w:t>
-            </w:r>
-            <w:r>
-              <w:rPr>
-                <w:rFonts w:ascii="宋体" w:hAnsi="宋体" w:hint="eastAsia"/>
-                <w:bCs/>
-                <w:sz w:val="16"/>
-                <w:szCs w:val="16"/>
-              </w:rPr>
-              <w:t>□</w:t>
-            </w:r>
-            <w:r>
-              <w:rPr>
-                <w:rFonts w:ascii="宋体" w:hAnsi="宋体" w:hint="eastAsia"/>
-                <w:sz w:val="16"/>
-                <w:szCs w:val="16"/>
-              </w:rPr>
-              <w:t xml:space="preserve">FC代收业务            </w:t>
-            </w:r>
-            <w:r>
-              <w:rPr>
-                <w:rFonts w:ascii="宋体" w:hAnsi="宋体" w:hint="eastAsia"/>
-                <w:bCs/>
-                <w:sz w:val="16"/>
-                <w:szCs w:val="16"/>
-              </w:rPr>
-              <w:t>□</w:t>
-            </w:r>
-            <w:r>
-              <w:rPr>
-                <w:rFonts w:ascii="宋体" w:hAnsi="宋体" w:hint="eastAsia"/>
-                <w:sz w:val="16"/>
-                <w:szCs w:val="16"/>
-              </w:rPr>
-              <w:t xml:space="preserve">K第三方存管        </w:t>
-            </w:r>
+            <w:r/>
           </w:p>
           <w:p>
             <w:pPr>
@@ -1946,66 +1677,7 @@
                 <w:szCs w:val="16"/>
               </w:rPr>
             </w:pPr>
-            <w:r>
-              <w:rPr>
-                <w:rFonts w:ascii="宋体" w:hAnsi="宋体" w:hint="eastAsia"/>
-                <w:bCs/>
-                <w:sz w:val="16"/>
-                <w:szCs w:val="16"/>
-              </w:rPr>
-              <w:t>□</w:t>
-            </w:r>
-            <w:r>
-              <w:rPr>
-                <w:rFonts w:ascii="宋体" w:hAnsi="宋体" w:hint="eastAsia"/>
-                <w:sz w:val="16"/>
-                <w:szCs w:val="16"/>
-              </w:rPr>
-              <w:t>N银期转账</w:t>
-            </w:r>
-            <w:r>
-              <w:rPr>
-                <w:rFonts w:ascii="宋体" w:hAnsi="宋体" w:hint="eastAsia"/>
-                <w:bCs/>
-                <w:sz w:val="16"/>
-                <w:szCs w:val="16"/>
-              </w:rPr>
-              <w:t xml:space="preserve">          □</w:t>
-            </w:r>
-            <w:r>
-              <w:rPr>
-                <w:rFonts w:ascii="宋体" w:hAnsi="宋体" w:hint="eastAsia"/>
-                <w:sz w:val="16"/>
-                <w:szCs w:val="16"/>
-              </w:rPr>
-              <w:t xml:space="preserve">OA跨境汇款      </w:t>
-            </w:r>
-            <w:r>
-              <w:rPr>
-                <w:rFonts w:ascii="宋体" w:hAnsi="宋体" w:hint="eastAsia"/>
-                <w:bCs/>
-                <w:sz w:val="16"/>
-                <w:szCs w:val="16"/>
-              </w:rPr>
-              <w:t>□</w:t>
-            </w:r>
-            <w:r>
-              <w:rPr>
-                <w:rFonts w:ascii="宋体" w:hAnsi="宋体" w:hint="eastAsia"/>
-                <w:sz w:val="16"/>
-                <w:szCs w:val="16"/>
-              </w:rPr>
-              <w:t xml:space="preserve">OB外币结汇       </w:t>
-            </w:r>
-            <w:r>
-              <w:rPr>
-                <w:rFonts w:ascii="宋体" w:hAnsi="宋体" w:hint="eastAsia"/>
-                <w:bCs/>
-                <w:sz w:val="16"/>
-                <w:szCs w:val="16"/>
-              </w:rPr>
-              <w:t xml:space="preserve">□SE境内外币汇划  □SF单证服务           □QC他行扣款签约 </w:t>
-            </w:r>
+            <w:r/>
           </w:p>
           <w:p>
             <w:pPr>
@@ -2018,117 +1690,7 @@
                 <w:szCs w:val="16"/>
               </w:rPr>
             </w:pPr>
-            <w:r>
-              <w:rPr>
-                <w:rFonts w:ascii="宋体" w:hAnsi="宋体" w:hint="eastAsia"/>
-                <w:bCs/>
-                <w:sz w:val="16"/>
-                <w:szCs w:val="16"/>
-              </w:rPr>
-              <w:t>□QD他行查询签约</w:t>
-            </w:r>
-            <w:r>
-              <w:rPr>
-                <w:rFonts w:ascii="宋体" w:hAnsi="宋体" w:hint="eastAsia"/>
-                <w:sz w:val="16"/>
-                <w:szCs w:val="16"/>
-              </w:rPr>
-              <w:t xml:space="preserve">     </w:t>
-            </w:r>
-            <w:r>
-              <w:rPr>
-                <w:rFonts w:ascii="宋体" w:hAnsi="宋体" w:hint="eastAsia"/>
-                <w:bCs/>
-                <w:sz w:val="16"/>
-                <w:szCs w:val="16"/>
-              </w:rPr>
-              <w:t xml:space="preserve">□MR </w:t>
-            </w:r>
-            <w:r>
-              <w:rPr>
-                <w:rFonts w:ascii="宋体" w:hAnsi="宋体" w:hint="eastAsia"/>
-                <w:sz w:val="16"/>
-                <w:szCs w:val="16"/>
-              </w:rPr>
-              <w:t xml:space="preserve">B2B支付服务 </w:t>
-            </w:r>
-            <w:r>
-              <w:rPr>
-                <w:rFonts w:ascii="宋体" w:hAnsi="宋体" w:hint="eastAsia"/>
-                <w:bCs/>
-                <w:sz w:val="16"/>
-                <w:szCs w:val="16"/>
-              </w:rPr>
-              <w:t xml:space="preserve"> □MQ </w:t>
-            </w:r>
-            <w:r>
-              <w:rPr>
-                <w:rFonts w:ascii="宋体" w:hAnsi="宋体" w:hint="eastAsia"/>
-                <w:sz w:val="16"/>
-                <w:szCs w:val="16"/>
-              </w:rPr>
-              <w:t xml:space="preserve">B2B商户服务   </w:t>
-            </w:r>
-            <w:r>
-              <w:rPr>
-                <w:rFonts w:ascii="宋体" w:hAnsi="宋体" w:hint="eastAsia"/>
-                <w:bCs/>
-                <w:sz w:val="16"/>
-                <w:szCs w:val="16"/>
-              </w:rPr>
-              <w:t>□</w:t>
-            </w:r>
-            <w:r>
-              <w:rPr>
-                <w:rFonts w:ascii="宋体" w:hAnsi="宋体" w:hint="eastAsia"/>
-                <w:sz w:val="16"/>
-                <w:szCs w:val="16"/>
-              </w:rPr>
-              <w:t>M B</w:t>
-            </w:r>
-            <w:smartTag w:uri="urn:schemas-microsoft-com:office:smarttags" w:element="chmetcnv">
-              <w:smartTagPr>
-                <w:attr w:name="UnitName" w:val="C"/>
-                <w:attr w:name="SourceValue" w:val="2"/>
-                <w:attr w:name="HasSpace" w:val="False"/>
-                <w:attr w:name="Negative" w:val="False"/>
-                <w:attr w:name="NumberType" w:val="1"/>
-                <w:attr w:name="TCSC" w:val="0"/>
-              </w:smartTagPr>
-              <w:r>
-                <w:rPr>
-                  <w:rFonts w:ascii="宋体" w:hAnsi="宋体" w:hint="eastAsia"/>
-                  <w:sz w:val="16"/>
-                  <w:szCs w:val="16"/>
-                </w:rPr>
-                <w:t>2C</w:t>
-              </w:r>
-            </w:smartTag>
-            <w:r>
-              <w:rPr>
-                <w:rFonts w:ascii="宋体" w:hAnsi="宋体" w:hint="eastAsia"/>
-                <w:sz w:val="16"/>
-                <w:szCs w:val="16"/>
-              </w:rPr>
-              <w:t xml:space="preserve">商户服务  </w:t>
-            </w:r>
-            <w:r>
-              <w:rPr>
-                <w:rFonts w:ascii="宋体" w:hAnsi="宋体" w:hint="eastAsia"/>
-                <w:bCs/>
-                <w:sz w:val="16"/>
-                <w:szCs w:val="16"/>
-              </w:rPr>
-              <w:t xml:space="preserve"> □MT理财商户服务    □MS协议商户服务</w:t>
-            </w:r>
-            <w:r>
-              <w:rPr>
-                <w:rFonts w:ascii="宋体" w:hAnsi="宋体" w:hint="eastAsia"/>
-                <w:sz w:val="16"/>
-                <w:szCs w:val="16"/>
-              </w:rPr>
-              <w:t xml:space="preserve"> </w:t>
-            </w:r>
+            <w:r/>
           </w:p>
           <w:p>
             <w:pPr>
@@ -2142,118 +1704,7 @@
                 <w:szCs w:val="16"/>
               </w:rPr>
             </w:pPr>
-            <w:r>
-              <w:rPr>
-                <w:rFonts w:ascii="宋体" w:hAnsi="宋体" w:hint="eastAsia"/>
-                <w:bCs/>
-                <w:color w:val="0000FF"/>
-                <w:sz w:val="16"/>
-                <w:szCs w:val="16"/>
-              </w:rPr>
-              <w:t>□LW中银理财</w:t>
-            </w:r>
-            <w:r>
-              <w:rPr>
-                <w:rFonts w:ascii="宋体" w:hAnsi="宋体" w:hint="eastAsia"/>
-                <w:bCs/>
-                <w:sz w:val="16"/>
-                <w:szCs w:val="16"/>
-              </w:rPr>
-              <w:t xml:space="preserve">         □</w:t>
-            </w:r>
-            <w:r>
-              <w:rPr>
-                <w:rFonts w:ascii="宋体" w:hAnsi="宋体" w:hint="eastAsia"/>
-                <w:sz w:val="16"/>
-                <w:szCs w:val="16"/>
-              </w:rPr>
-              <w:t>托管服务(</w:t>
-            </w:r>
-            <w:r>
-              <w:rPr>
-                <w:rFonts w:ascii="宋体" w:hAnsi="宋体" w:hint="eastAsia"/>
-                <w:bCs/>
-                <w:sz w:val="16"/>
-                <w:szCs w:val="16"/>
-              </w:rPr>
-              <w:t>□</w:t>
-            </w:r>
-            <w:r>
-              <w:rPr>
-                <w:rFonts w:ascii="宋体" w:hAnsi="宋体" w:hint="eastAsia"/>
-                <w:sz w:val="16"/>
-                <w:szCs w:val="16"/>
-              </w:rPr>
-              <w:t xml:space="preserve">TA </w:t>
-            </w:r>
-            <w:r>
-              <w:rPr>
-                <w:rFonts w:ascii="宋体" w:hAnsi="宋体" w:hint="eastAsia"/>
-                <w:bCs/>
-                <w:sz w:val="16"/>
-                <w:szCs w:val="16"/>
-              </w:rPr>
-              <w:t>□</w:t>
-            </w:r>
-            <w:r>
-              <w:rPr>
-                <w:rFonts w:ascii="宋体" w:hAnsi="宋体" w:hint="eastAsia"/>
-                <w:sz w:val="16"/>
-                <w:szCs w:val="16"/>
-              </w:rPr>
-              <w:t xml:space="preserve">TB </w:t>
-            </w:r>
-            <w:r>
-              <w:rPr>
-                <w:rFonts w:ascii="宋体" w:hAnsi="宋体" w:hint="eastAsia"/>
-                <w:bCs/>
-                <w:sz w:val="16"/>
-                <w:szCs w:val="16"/>
-              </w:rPr>
-              <w:t>□</w:t>
-            </w:r>
-            <w:r>
-              <w:rPr>
-                <w:rFonts w:ascii="宋体" w:hAnsi="宋体" w:hint="eastAsia"/>
-                <w:sz w:val="16"/>
-                <w:szCs w:val="16"/>
-              </w:rPr>
-              <w:t xml:space="preserve">TC </w:t>
-            </w:r>
-            <w:r>
-              <w:rPr>
-                <w:rFonts w:ascii="宋体" w:hAnsi="宋体" w:hint="eastAsia"/>
-                <w:bCs/>
-                <w:sz w:val="16"/>
-                <w:szCs w:val="16"/>
-              </w:rPr>
-              <w:t>□</w:t>
-            </w:r>
-            <w:r>
-              <w:rPr>
-                <w:rFonts w:ascii="宋体" w:hAnsi="宋体" w:hint="eastAsia"/>
-                <w:sz w:val="16"/>
-                <w:szCs w:val="16"/>
-              </w:rPr>
-              <w:t xml:space="preserve">TD </w:t>
-            </w:r>
-            <w:r>
-              <w:rPr>
-                <w:rFonts w:ascii="宋体" w:hAnsi="宋体" w:hint="eastAsia"/>
-                <w:bCs/>
-                <w:sz w:val="16"/>
-                <w:szCs w:val="16"/>
-              </w:rPr>
-              <w:t>□</w:t>
-            </w:r>
-            <w:r>
-              <w:rPr>
-                <w:rFonts w:ascii="宋体" w:hAnsi="宋体" w:hint="eastAsia"/>
-                <w:sz w:val="16"/>
-                <w:szCs w:val="16"/>
-              </w:rPr>
-              <w:t xml:space="preserve">TE)  </w:t>
-            </w:r>
+            <w:r/>
           </w:p>
           <w:p>
             <w:pPr>
@@ -2267,34 +1718,7 @@
                 <w:szCs w:val="16"/>
               </w:rPr>
             </w:pPr>
-            <w:r>
-              <w:rPr>
-                <w:rFonts w:ascii="宋体" w:hAnsi="宋体" w:hint="eastAsia"/>
-                <w:bCs/>
-                <w:sz w:val="16"/>
-                <w:szCs w:val="16"/>
-              </w:rPr>
-              <w:t xml:space="preserve">□汇票服务（□MA承兑 □MB保证 □MC背书 □MD贴现 □ME质押 □MF付款 □MG出票 □MH追索 □MI查询 </w:t>
-            </w:r>
-            <w:r>
-              <w:rPr>
-                <w:rFonts w:ascii="宋体" w:hAnsi="宋体" w:hint="eastAsia"/>
-                <w:bCs/>
-                <w:color w:val="0000FF"/>
-                <w:sz w:val="16"/>
-                <w:szCs w:val="16"/>
-              </w:rPr>
-              <w:t>□LV 纸票出票</w:t>
-            </w:r>
-            <w:r>
-              <w:rPr>
-                <w:rFonts w:ascii="宋体" w:hAnsi="宋体" w:hint="eastAsia"/>
-                <w:bCs/>
-                <w:sz w:val="16"/>
-                <w:szCs w:val="16"/>
-              </w:rPr>
-              <w:t xml:space="preserve">）  </w:t>
-            </w:r>
+            <w:r/>
           </w:p>
           <w:p>
             <w:pPr>
@@ -2306,40 +1730,7 @@
                 <w:sz w:val="18"/>
               </w:rPr>
             </w:pPr>
-            <w:r>
-              <w:rPr>
-                <w:rFonts w:ascii="宋体" w:hAnsi="宋体" w:hint="eastAsia"/>
-                <w:bCs/>
-                <w:sz w:val="16"/>
-                <w:szCs w:val="16"/>
-              </w:rPr>
-              <w:t>□</w:t>
-            </w:r>
-            <w:r>
-              <w:rPr>
-                <w:rFonts w:ascii="宋体" w:hAnsi="宋体" w:hint="eastAsia"/>
-                <w:sz w:val="16"/>
-                <w:szCs w:val="16"/>
-              </w:rPr>
-              <w:t>其他</w:t>
-            </w:r>
-            <w:r>
-              <w:rPr>
-                <w:rFonts w:ascii="宋体" w:hAnsi="宋体" w:hint="eastAsia"/>
-                <w:sz w:val="16"/>
-                <w:szCs w:val="16"/>
-                <w:u w:val="single"/>
-              </w:rPr>
-              <w:t xml:space="preserve">             </w:t>
-            </w:r>
-            <w:r>
-              <w:rPr>
-                <w:rFonts w:ascii="宋体" w:hAnsi="宋体" w:hint="eastAsia"/>
-                <w:sz w:val="18"/>
-                <w:u w:val="single"/>
-              </w:rPr>
-              <w:t xml:space="preserve">          </w:t>
-            </w:r>
+            <w:r/>
           </w:p>
         </w:tc>
       </w:tr>
@@ -3798,6 +3189,9 @@
                 <w:szCs w:val="16"/>
               </w:rPr>
             </w:pPr>
+            <w:r>
+              <w:t>1</w:t>
+            </w:r>
           </w:p>
         </w:tc>
         <w:tc>
@@ -3825,6 +3219,9 @@
                 <w:szCs w:val="16"/>
               </w:rPr>
             </w:pPr>
+            <w:r>
+              <w:t>454676800100123456</w:t>
+            </w:r>
           </w:p>
         </w:tc>
         <w:tc>
@@ -3848,6 +3245,9 @@
                 <w:szCs w:val="16"/>
               </w:rPr>
             </w:pPr>
+            <w:r>
+              <w:t>CNY</w:t>
+            </w:r>
           </w:p>
         </w:tc>
         <w:tc>
@@ -3897,6 +3297,9 @@
                 <w:szCs w:val="16"/>
               </w:rPr>
             </w:pPr>
+            <w:r>
+              <w:t>上海星辰国际贸易有限公司</w:t>
+            </w:r>
           </w:p>
         </w:tc>
         <w:tc>
@@ -3970,6 +3373,9 @@
                 <w:szCs w:val="16"/>
               </w:rPr>
             </w:pPr>
+            <w:r>
+              <w:t>500,000</w:t>
+            </w:r>
           </w:p>
         </w:tc>
         <w:tc>
@@ -3994,6 +3400,9 @@
                 <w:szCs w:val="16"/>
               </w:rPr>
             </w:pPr>
+            <w:r>
+              <w:t>2,000,000</w:t>
+            </w:r>
           </w:p>
         </w:tc>
       </w:tr>
@@ -4069,6 +3478,9 @@
                 <w:szCs w:val="16"/>
               </w:rPr>
             </w:pPr>
+            <w:r>
+              <w:t>2</w:t>
+            </w:r>
           </w:p>
         </w:tc>
         <w:tc>
@@ -4096,6 +3508,9 @@
                 <w:szCs w:val="16"/>
               </w:rPr>
             </w:pPr>
+            <w:r>
+              <w:t>454676800100789012</w:t>
+            </w:r>
           </w:p>
         </w:tc>
         <w:tc>
@@ -4119,6 +3534,9 @@
                 <w:szCs w:val="16"/>
               </w:rPr>
             </w:pPr>
+            <w:r>
+              <w:t>USD</w:t>
+            </w:r>
           </w:p>
         </w:tc>
         <w:tc>
@@ -4168,6 +3586,9 @@
                 <w:szCs w:val="16"/>
               </w:rPr>
             </w:pPr>
+            <w:r>
+              <w:t>上海星辰国际贸易有限公司</w:t>
+            </w:r>
           </w:p>
         </w:tc>
         <w:tc>
@@ -4241,6 +3662,9 @@
                 <w:szCs w:val="16"/>
               </w:rPr>
             </w:pPr>
+            <w:r>
+              <w:t>100,000</w:t>
+            </w:r>
           </w:p>
         </w:tc>
         <w:tc>
@@ -4265,6 +3689,9 @@
                 <w:szCs w:val="16"/>
               </w:rPr>
             </w:pPr>
+            <w:r>
+              <w:t>500,000</w:t>
+            </w:r>
           </w:p>
         </w:tc>
       </w:tr>
@@ -5814,6 +5241,9 @@
                 <w:szCs w:val="16"/>
               </w:rPr>
             </w:pPr>
+            <w:r>
+              <w:t>Liu Yang</w:t>
+            </w:r>
           </w:p>
         </w:tc>
         <w:tc>
@@ -5843,6 +5273,9 @@
                 <w:szCs w:val="16"/>
               </w:rPr>
             </w:pPr>
+            <w:r>
+              <w:t>制单员</w:t>
+            </w:r>
           </w:p>
         </w:tc>
         <w:tc>
@@ -5872,6 +5305,9 @@
                 <w:szCs w:val="16"/>
               </w:rPr>
             </w:pPr>
+            <w:r>
+              <w:t>1,2</w:t>
+            </w:r>
           </w:p>
         </w:tc>
         <w:tc>
@@ -5900,6 +5336,9 @@
                 <w:szCs w:val="16"/>
               </w:rPr>
             </w:pPr>
+            <w:r>
+              <w:t>身份证</w:t>
+            </w:r>
           </w:p>
         </w:tc>
         <w:tc>
@@ -5926,6 +5365,9 @@
                 <w:szCs w:val="16"/>
               </w:rPr>
             </w:pPr>
+            <w:r>
+              <w:t>310101199001011234</w:t>
+            </w:r>
           </w:p>
         </w:tc>
         <w:tc>
@@ -5953,12 +5395,7 @@
               </w:rPr>
             </w:pPr>
             <w:r>
-              <w:rPr>
-                <w:rFonts w:ascii="宋体" w:hAnsi="宋体" w:hint="eastAsia"/>
-                <w:sz w:val="16"/>
-                <w:szCs w:val="16"/>
-              </w:rPr>
-              <w:t>□密码信封□手机短信</w:t>
+              <w:t>☑密码信封</w:t>
             </w:r>
           </w:p>
         </w:tc>
@@ -5986,6 +5423,9 @@
                 <w:szCs w:val="16"/>
               </w:rPr>
             </w:pPr>
+            <w:r>
+              <w:t>13912345678</w:t>
+            </w:r>
           </w:p>
         </w:tc>
         <w:tc>
@@ -6117,6 +5557,9 @@
                 <w:szCs w:val="16"/>
               </w:rPr>
             </w:pPr>
+            <w:r>
+              <w:t>Wang Fang</w:t>
+            </w:r>
           </w:p>
         </w:tc>
         <w:tc>
@@ -6146,6 +5589,9 @@
                 <w:szCs w:val="16"/>
               </w:rPr>
             </w:pPr>
+            <w:r>
+              <w:t>复核员</w:t>
+            </w:r>
           </w:p>
         </w:tc>
         <w:tc>
@@ -6175,6 +5621,9 @@
                 <w:szCs w:val="16"/>
               </w:rPr>
             </w:pPr>
+            <w:r>
+              <w:t>1,2</w:t>
+            </w:r>
           </w:p>
         </w:tc>
         <w:tc>
@@ -6203,6 +5652,9 @@
                 <w:szCs w:val="16"/>
               </w:rPr>
             </w:pPr>
+            <w:r>
+              <w:t>身份证</w:t>
+            </w:r>
           </w:p>
         </w:tc>
         <w:tc>
@@ -6229,6 +5681,9 @@
                 <w:szCs w:val="16"/>
               </w:rPr>
             </w:pPr>
+            <w:r>
+              <w:t>310101199205051234</w:t>
+            </w:r>
           </w:p>
         </w:tc>
         <w:tc>
@@ -6256,12 +5711,7 @@
               </w:rPr>
             </w:pPr>
             <w:r>
-              <w:rPr>
-                <w:rFonts w:ascii="宋体" w:hAnsi="宋体" w:hint="eastAsia"/>
-                <w:sz w:val="16"/>
-                <w:szCs w:val="16"/>
-              </w:rPr>
-              <w:t>□密码信封□手机短信</w:t>
+              <w:t>☑手机短信</w:t>
             </w:r>
           </w:p>
         </w:tc>
@@ -6289,6 +5739,9 @@
                 <w:szCs w:val="16"/>
               </w:rPr>
             </w:pPr>
+            <w:r>
+              <w:t>13698765432</w:t>
+            </w:r>
           </w:p>
         </w:tc>
         <w:tc>
